--- a/docs/数据结构智能出卷系统中期检查材料.docx
+++ b/docs/数据结构智能出卷系统中期检查材料.docx
@@ -86,7 +86,7 @@
           </w:tcPr>
           <w:p>
             <w:pPr>
-              <w:spacing w:after="0"/>
+              <w:spacing w:after="0" w:line="360" w:lineRule="auto"/>
             </w:pPr>
             <w:r/>
             <w:r>
@@ -107,7 +107,7 @@
           </w:tcPr>
           <w:p>
             <w:pPr>
-              <w:spacing w:after="0"/>
+              <w:spacing w:after="0" w:line="360" w:lineRule="auto"/>
             </w:pPr>
             <w:r/>
             <w:r>
@@ -128,7 +128,7 @@
           </w:tcPr>
           <w:p>
             <w:pPr>
-              <w:spacing w:after="0"/>
+              <w:spacing w:after="0" w:line="360" w:lineRule="auto"/>
             </w:pPr>
             <w:r/>
             <w:r>
@@ -151,7 +151,7 @@
           </w:tcPr>
           <w:p>
             <w:pPr>
-              <w:spacing w:after="0"/>
+              <w:spacing w:after="0" w:line="360" w:lineRule="auto"/>
             </w:pPr>
             <w:r/>
             <w:r>
@@ -171,7 +171,7 @@
           </w:tcPr>
           <w:p>
             <w:pPr>
-              <w:spacing w:after="0"/>
+              <w:spacing w:after="0" w:line="360" w:lineRule="auto"/>
             </w:pPr>
             <w:r/>
             <w:r>
@@ -191,7 +191,7 @@
           </w:tcPr>
           <w:p>
             <w:pPr>
-              <w:spacing w:after="0"/>
+              <w:spacing w:after="0" w:line="360" w:lineRule="auto"/>
             </w:pPr>
             <w:r/>
             <w:r>
@@ -213,7 +213,7 @@
           </w:tcPr>
           <w:p>
             <w:pPr>
-              <w:spacing w:after="0"/>
+              <w:spacing w:after="0" w:line="360" w:lineRule="auto"/>
             </w:pPr>
             <w:r/>
             <w:r>
@@ -233,7 +233,7 @@
           </w:tcPr>
           <w:p>
             <w:pPr>
-              <w:spacing w:after="0"/>
+              <w:spacing w:after="0" w:line="360" w:lineRule="auto"/>
             </w:pPr>
             <w:r/>
             <w:r>
@@ -253,7 +253,7 @@
           </w:tcPr>
           <w:p>
             <w:pPr>
-              <w:spacing w:after="0"/>
+              <w:spacing w:after="0" w:line="360" w:lineRule="auto"/>
             </w:pPr>
             <w:r/>
             <w:r>
@@ -275,7 +275,7 @@
           </w:tcPr>
           <w:p>
             <w:pPr>
-              <w:spacing w:after="0"/>
+              <w:spacing w:after="0" w:line="360" w:lineRule="auto"/>
             </w:pPr>
             <w:r/>
             <w:r>
@@ -295,7 +295,7 @@
           </w:tcPr>
           <w:p>
             <w:pPr>
-              <w:spacing w:after="0"/>
+              <w:spacing w:after="0" w:line="360" w:lineRule="auto"/>
             </w:pPr>
             <w:r/>
             <w:r>
@@ -315,7 +315,7 @@
           </w:tcPr>
           <w:p>
             <w:pPr>
-              <w:spacing w:after="0"/>
+              <w:spacing w:after="0" w:line="360" w:lineRule="auto"/>
             </w:pPr>
             <w:r/>
             <w:r>
@@ -337,7 +337,7 @@
           </w:tcPr>
           <w:p>
             <w:pPr>
-              <w:spacing w:after="0"/>
+              <w:spacing w:after="0" w:line="360" w:lineRule="auto"/>
             </w:pPr>
             <w:r/>
             <w:r>
@@ -357,7 +357,7 @@
           </w:tcPr>
           <w:p>
             <w:pPr>
-              <w:spacing w:after="0"/>
+              <w:spacing w:after="0" w:line="360" w:lineRule="auto"/>
             </w:pPr>
             <w:r/>
             <w:r>
@@ -377,7 +377,7 @@
           </w:tcPr>
           <w:p>
             <w:pPr>
-              <w:spacing w:after="0"/>
+              <w:spacing w:after="0" w:line="360" w:lineRule="auto"/>
             </w:pPr>
             <w:r/>
             <w:r>
@@ -399,7 +399,7 @@
           </w:tcPr>
           <w:p>
             <w:pPr>
-              <w:spacing w:after="0"/>
+              <w:spacing w:after="0" w:line="360" w:lineRule="auto"/>
             </w:pPr>
             <w:r/>
             <w:r>
@@ -419,7 +419,7 @@
           </w:tcPr>
           <w:p>
             <w:pPr>
-              <w:spacing w:after="0"/>
+              <w:spacing w:after="0" w:line="360" w:lineRule="auto"/>
             </w:pPr>
             <w:r/>
             <w:r>
@@ -439,7 +439,7 @@
           </w:tcPr>
           <w:p>
             <w:pPr>
-              <w:spacing w:after="0"/>
+              <w:spacing w:after="0" w:line="360" w:lineRule="auto"/>
             </w:pPr>
             <w:r/>
             <w:r>
@@ -461,7 +461,7 @@
           </w:tcPr>
           <w:p>
             <w:pPr>
-              <w:spacing w:after="0"/>
+              <w:spacing w:after="0" w:line="360" w:lineRule="auto"/>
             </w:pPr>
             <w:r/>
             <w:r>
@@ -481,7 +481,7 @@
           </w:tcPr>
           <w:p>
             <w:pPr>
-              <w:spacing w:after="0"/>
+              <w:spacing w:after="0" w:line="360" w:lineRule="auto"/>
             </w:pPr>
             <w:r/>
             <w:r>
@@ -501,7 +501,7 @@
           </w:tcPr>
           <w:p>
             <w:pPr>
-              <w:spacing w:after="0"/>
+              <w:spacing w:after="0" w:line="360" w:lineRule="auto"/>
             </w:pPr>
             <w:r/>
             <w:r>
@@ -523,7 +523,7 @@
           </w:tcPr>
           <w:p>
             <w:pPr>
-              <w:spacing w:after="0"/>
+              <w:spacing w:after="0" w:line="360" w:lineRule="auto"/>
             </w:pPr>
             <w:r/>
             <w:r>
@@ -543,7 +543,7 @@
           </w:tcPr>
           <w:p>
             <w:pPr>
-              <w:spacing w:after="0"/>
+              <w:spacing w:after="0" w:line="360" w:lineRule="auto"/>
             </w:pPr>
             <w:r/>
             <w:r>
@@ -563,7 +563,7 @@
           </w:tcPr>
           <w:p>
             <w:pPr>
-              <w:spacing w:after="0"/>
+              <w:spacing w:after="0" w:line="360" w:lineRule="auto"/>
             </w:pPr>
             <w:r/>
             <w:r>
@@ -585,7 +585,7 @@
           </w:tcPr>
           <w:p>
             <w:pPr>
-              <w:spacing w:after="0"/>
+              <w:spacing w:after="0" w:line="360" w:lineRule="auto"/>
             </w:pPr>
             <w:r/>
             <w:r>
@@ -605,7 +605,7 @@
           </w:tcPr>
           <w:p>
             <w:pPr>
-              <w:spacing w:after="0"/>
+              <w:spacing w:after="0" w:line="360" w:lineRule="auto"/>
             </w:pPr>
             <w:r/>
             <w:r>
@@ -625,7 +625,7 @@
           </w:tcPr>
           <w:p>
             <w:pPr>
-              <w:spacing w:after="0"/>
+              <w:spacing w:after="0" w:line="360" w:lineRule="auto"/>
             </w:pPr>
             <w:r/>
             <w:r>
@@ -647,7 +647,7 @@
           </w:tcPr>
           <w:p>
             <w:pPr>
-              <w:spacing w:after="0"/>
+              <w:spacing w:after="0" w:line="360" w:lineRule="auto"/>
             </w:pPr>
             <w:r/>
             <w:r>
@@ -667,7 +667,7 @@
           </w:tcPr>
           <w:p>
             <w:pPr>
-              <w:spacing w:after="0"/>
+              <w:spacing w:after="0" w:line="360" w:lineRule="auto"/>
             </w:pPr>
             <w:r/>
             <w:r>
@@ -687,7 +687,7 @@
           </w:tcPr>
           <w:p>
             <w:pPr>
-              <w:spacing w:after="0"/>
+              <w:spacing w:after="0" w:line="360" w:lineRule="auto"/>
             </w:pPr>
             <w:r/>
             <w:r>
@@ -709,7 +709,7 @@
           </w:tcPr>
           <w:p>
             <w:pPr>
-              <w:spacing w:after="0"/>
+              <w:spacing w:after="0" w:line="360" w:lineRule="auto"/>
             </w:pPr>
             <w:r/>
             <w:r>
@@ -729,7 +729,7 @@
           </w:tcPr>
           <w:p>
             <w:pPr>
-              <w:spacing w:after="0"/>
+              <w:spacing w:after="0" w:line="360" w:lineRule="auto"/>
             </w:pPr>
             <w:r/>
             <w:r>
@@ -749,7 +749,7 @@
           </w:tcPr>
           <w:p>
             <w:pPr>
-              <w:spacing w:after="0"/>
+              <w:spacing w:after="0" w:line="360" w:lineRule="auto"/>
             </w:pPr>
             <w:r/>
             <w:r>
@@ -809,7 +809,7 @@
           </w:tcPr>
           <w:p>
             <w:pPr>
-              <w:spacing w:after="0"/>
+              <w:spacing w:after="0" w:line="360" w:lineRule="auto"/>
             </w:pPr>
             <w:r/>
             <w:r>
@@ -830,7 +830,7 @@
           </w:tcPr>
           <w:p>
             <w:pPr>
-              <w:spacing w:after="0"/>
+              <w:spacing w:after="0" w:line="360" w:lineRule="auto"/>
             </w:pPr>
             <w:r/>
             <w:r>
@@ -853,7 +853,7 @@
           </w:tcPr>
           <w:p>
             <w:pPr>
-              <w:spacing w:after="0"/>
+              <w:spacing w:after="0" w:line="360" w:lineRule="auto"/>
             </w:pPr>
             <w:r/>
             <w:r>
@@ -873,7 +873,7 @@
           </w:tcPr>
           <w:p>
             <w:pPr>
-              <w:spacing w:after="0"/>
+              <w:spacing w:after="0" w:line="360" w:lineRule="auto"/>
             </w:pPr>
             <w:r/>
             <w:r>
@@ -895,7 +895,7 @@
           </w:tcPr>
           <w:p>
             <w:pPr>
-              <w:spacing w:after="0"/>
+              <w:spacing w:after="0" w:line="360" w:lineRule="auto"/>
             </w:pPr>
             <w:r/>
             <w:r>
@@ -915,7 +915,7 @@
           </w:tcPr>
           <w:p>
             <w:pPr>
-              <w:spacing w:after="0"/>
+              <w:spacing w:after="0" w:line="360" w:lineRule="auto"/>
             </w:pPr>
             <w:r/>
             <w:r>
@@ -937,7 +937,7 @@
           </w:tcPr>
           <w:p>
             <w:pPr>
-              <w:spacing w:after="0"/>
+              <w:spacing w:after="0" w:line="360" w:lineRule="auto"/>
             </w:pPr>
             <w:r/>
             <w:r>
@@ -957,7 +957,7 @@
           </w:tcPr>
           <w:p>
             <w:pPr>
-              <w:spacing w:after="0"/>
+              <w:spacing w:after="0" w:line="360" w:lineRule="auto"/>
             </w:pPr>
             <w:r/>
             <w:r>
@@ -979,7 +979,7 @@
           </w:tcPr>
           <w:p>
             <w:pPr>
-              <w:spacing w:after="0"/>
+              <w:spacing w:after="0" w:line="360" w:lineRule="auto"/>
             </w:pPr>
             <w:r/>
             <w:r>
@@ -999,7 +999,7 @@
           </w:tcPr>
           <w:p>
             <w:pPr>
-              <w:spacing w:after="0"/>
+              <w:spacing w:after="0" w:line="360" w:lineRule="auto"/>
             </w:pPr>
             <w:r/>
             <w:r>
@@ -1021,7 +1021,7 @@
           </w:tcPr>
           <w:p>
             <w:pPr>
-              <w:spacing w:after="0"/>
+              <w:spacing w:after="0" w:line="360" w:lineRule="auto"/>
             </w:pPr>
             <w:r/>
             <w:r>
@@ -1041,7 +1041,7 @@
           </w:tcPr>
           <w:p>
             <w:pPr>
-              <w:spacing w:after="0"/>
+              <w:spacing w:after="0" w:line="360" w:lineRule="auto"/>
             </w:pPr>
             <w:r/>
             <w:r>
@@ -1098,7 +1098,7 @@
           </w:tcPr>
           <w:p>
             <w:pPr>
-              <w:spacing w:after="0"/>
+              <w:spacing w:after="0" w:line="360" w:lineRule="auto"/>
             </w:pPr>
             <w:r/>
             <w:r>
@@ -1119,7 +1119,7 @@
           </w:tcPr>
           <w:p>
             <w:pPr>
-              <w:spacing w:after="0"/>
+              <w:spacing w:after="0" w:line="360" w:lineRule="auto"/>
             </w:pPr>
             <w:r/>
             <w:r>
@@ -1140,7 +1140,7 @@
           </w:tcPr>
           <w:p>
             <w:pPr>
-              <w:spacing w:after="0"/>
+              <w:spacing w:after="0" w:line="360" w:lineRule="auto"/>
             </w:pPr>
             <w:r/>
             <w:r>
@@ -1163,7 +1163,7 @@
           </w:tcPr>
           <w:p>
             <w:pPr>
-              <w:spacing w:after="0"/>
+              <w:spacing w:after="0" w:line="360" w:lineRule="auto"/>
             </w:pPr>
             <w:r/>
             <w:r>
@@ -1183,7 +1183,7 @@
           </w:tcPr>
           <w:p>
             <w:pPr>
-              <w:spacing w:after="0"/>
+              <w:spacing w:after="0" w:line="360" w:lineRule="auto"/>
             </w:pPr>
             <w:r/>
             <w:r>
@@ -1203,7 +1203,7 @@
           </w:tcPr>
           <w:p>
             <w:pPr>
-              <w:spacing w:after="0"/>
+              <w:spacing w:after="0" w:line="360" w:lineRule="auto"/>
             </w:pPr>
             <w:r/>
             <w:r>
@@ -1225,7 +1225,7 @@
           </w:tcPr>
           <w:p>
             <w:pPr>
-              <w:spacing w:after="0"/>
+              <w:spacing w:after="0" w:line="360" w:lineRule="auto"/>
             </w:pPr>
             <w:r/>
             <w:r>
@@ -1245,7 +1245,7 @@
           </w:tcPr>
           <w:p>
             <w:pPr>
-              <w:spacing w:after="0"/>
+              <w:spacing w:after="0" w:line="360" w:lineRule="auto"/>
             </w:pPr>
             <w:r/>
             <w:r>
@@ -1265,7 +1265,7 @@
           </w:tcPr>
           <w:p>
             <w:pPr>
-              <w:spacing w:after="0"/>
+              <w:spacing w:after="0" w:line="360" w:lineRule="auto"/>
             </w:pPr>
             <w:r/>
             <w:r>
@@ -1287,7 +1287,7 @@
           </w:tcPr>
           <w:p>
             <w:pPr>
-              <w:spacing w:after="0"/>
+              <w:spacing w:after="0" w:line="360" w:lineRule="auto"/>
             </w:pPr>
             <w:r/>
             <w:r>
@@ -1307,7 +1307,7 @@
           </w:tcPr>
           <w:p>
             <w:pPr>
-              <w:spacing w:after="0"/>
+              <w:spacing w:after="0" w:line="360" w:lineRule="auto"/>
             </w:pPr>
             <w:r/>
             <w:r>
@@ -1327,7 +1327,7 @@
           </w:tcPr>
           <w:p>
             <w:pPr>
-              <w:spacing w:after="0"/>
+              <w:spacing w:after="0" w:line="360" w:lineRule="auto"/>
             </w:pPr>
             <w:r/>
             <w:r>
@@ -1349,7 +1349,7 @@
           </w:tcPr>
           <w:p>
             <w:pPr>
-              <w:spacing w:after="0"/>
+              <w:spacing w:after="0" w:line="360" w:lineRule="auto"/>
             </w:pPr>
             <w:r/>
             <w:r>
@@ -1369,7 +1369,7 @@
           </w:tcPr>
           <w:p>
             <w:pPr>
-              <w:spacing w:after="0"/>
+              <w:spacing w:after="0" w:line="360" w:lineRule="auto"/>
             </w:pPr>
             <w:r/>
             <w:r>
@@ -1389,7 +1389,7 @@
           </w:tcPr>
           <w:p>
             <w:pPr>
-              <w:spacing w:after="0"/>
+              <w:spacing w:after="0" w:line="360" w:lineRule="auto"/>
             </w:pPr>
             <w:r/>
             <w:r>
@@ -1458,7 +1458,7 @@
           </w:tcPr>
           <w:p>
             <w:pPr>
-              <w:spacing w:after="0"/>
+              <w:spacing w:after="0" w:line="360" w:lineRule="auto"/>
             </w:pPr>
             <w:r/>
             <w:r>
@@ -1479,7 +1479,7 @@
           </w:tcPr>
           <w:p>
             <w:pPr>
-              <w:spacing w:after="0"/>
+              <w:spacing w:after="0" w:line="360" w:lineRule="auto"/>
             </w:pPr>
             <w:r/>
             <w:r>
@@ -1500,7 +1500,7 @@
           </w:tcPr>
           <w:p>
             <w:pPr>
-              <w:spacing w:after="0"/>
+              <w:spacing w:after="0" w:line="360" w:lineRule="auto"/>
             </w:pPr>
             <w:r/>
             <w:r>
@@ -1523,7 +1523,7 @@
           </w:tcPr>
           <w:p>
             <w:pPr>
-              <w:spacing w:after="0"/>
+              <w:spacing w:after="0" w:line="360" w:lineRule="auto"/>
             </w:pPr>
             <w:r/>
             <w:r>
@@ -1543,7 +1543,7 @@
           </w:tcPr>
           <w:p>
             <w:pPr>
-              <w:spacing w:after="0"/>
+              <w:spacing w:after="0" w:line="360" w:lineRule="auto"/>
             </w:pPr>
             <w:r/>
             <w:r>
@@ -1563,7 +1563,7 @@
           </w:tcPr>
           <w:p>
             <w:pPr>
-              <w:spacing w:after="0"/>
+              <w:spacing w:after="0" w:line="360" w:lineRule="auto"/>
             </w:pPr>
             <w:r/>
             <w:r>
@@ -1585,7 +1585,7 @@
           </w:tcPr>
           <w:p>
             <w:pPr>
-              <w:spacing w:after="0"/>
+              <w:spacing w:after="0" w:line="360" w:lineRule="auto"/>
             </w:pPr>
             <w:r/>
             <w:r>
@@ -1605,7 +1605,7 @@
           </w:tcPr>
           <w:p>
             <w:pPr>
-              <w:spacing w:after="0"/>
+              <w:spacing w:after="0" w:line="360" w:lineRule="auto"/>
             </w:pPr>
             <w:r/>
             <w:r>
@@ -1625,7 +1625,7 @@
           </w:tcPr>
           <w:p>
             <w:pPr>
-              <w:spacing w:after="0"/>
+              <w:spacing w:after="0" w:line="360" w:lineRule="auto"/>
             </w:pPr>
             <w:r/>
             <w:r>
@@ -1647,7 +1647,7 @@
           </w:tcPr>
           <w:p>
             <w:pPr>
-              <w:spacing w:after="0"/>
+              <w:spacing w:after="0" w:line="360" w:lineRule="auto"/>
             </w:pPr>
             <w:r/>
             <w:r>
@@ -1667,7 +1667,7 @@
           </w:tcPr>
           <w:p>
             <w:pPr>
-              <w:spacing w:after="0"/>
+              <w:spacing w:after="0" w:line="360" w:lineRule="auto"/>
             </w:pPr>
             <w:r/>
             <w:r>
@@ -1687,7 +1687,7 @@
           </w:tcPr>
           <w:p>
             <w:pPr>
-              <w:spacing w:after="0"/>
+              <w:spacing w:after="0" w:line="360" w:lineRule="auto"/>
             </w:pPr>
             <w:r/>
             <w:r>
@@ -1709,7 +1709,7 @@
           </w:tcPr>
           <w:p>
             <w:pPr>
-              <w:spacing w:after="0"/>
+              <w:spacing w:after="0" w:line="360" w:lineRule="auto"/>
             </w:pPr>
             <w:r/>
             <w:r>
@@ -1729,7 +1729,7 @@
           </w:tcPr>
           <w:p>
             <w:pPr>
-              <w:spacing w:after="0"/>
+              <w:spacing w:after="0" w:line="360" w:lineRule="auto"/>
             </w:pPr>
             <w:r/>
             <w:r>
@@ -1749,7 +1749,7 @@
           </w:tcPr>
           <w:p>
             <w:pPr>
-              <w:spacing w:after="0"/>
+              <w:spacing w:after="0" w:line="360" w:lineRule="auto"/>
             </w:pPr>
             <w:r/>
             <w:r>
@@ -1771,7 +1771,7 @@
           </w:tcPr>
           <w:p>
             <w:pPr>
-              <w:spacing w:after="0"/>
+              <w:spacing w:after="0" w:line="360" w:lineRule="auto"/>
             </w:pPr>
             <w:r/>
             <w:r>
@@ -1791,7 +1791,7 @@
           </w:tcPr>
           <w:p>
             <w:pPr>
-              <w:spacing w:after="0"/>
+              <w:spacing w:after="0" w:line="360" w:lineRule="auto"/>
             </w:pPr>
             <w:r/>
             <w:r>
@@ -1811,7 +1811,7 @@
           </w:tcPr>
           <w:p>
             <w:pPr>
-              <w:spacing w:after="0"/>
+              <w:spacing w:after="0" w:line="360" w:lineRule="auto"/>
             </w:pPr>
             <w:r/>
             <w:r>
@@ -1833,7 +1833,7 @@
           </w:tcPr>
           <w:p>
             <w:pPr>
-              <w:spacing w:after="0"/>
+              <w:spacing w:after="0" w:line="360" w:lineRule="auto"/>
             </w:pPr>
             <w:r/>
             <w:r>
@@ -1853,7 +1853,7 @@
           </w:tcPr>
           <w:p>
             <w:pPr>
-              <w:spacing w:after="0"/>
+              <w:spacing w:after="0" w:line="360" w:lineRule="auto"/>
             </w:pPr>
             <w:r/>
             <w:r>
@@ -1873,7 +1873,7 @@
           </w:tcPr>
           <w:p>
             <w:pPr>
-              <w:spacing w:after="0"/>
+              <w:spacing w:after="0" w:line="360" w:lineRule="auto"/>
             </w:pPr>
             <w:r/>
             <w:r>
@@ -1895,7 +1895,7 @@
           </w:tcPr>
           <w:p>
             <w:pPr>
-              <w:spacing w:after="0"/>
+              <w:spacing w:after="0" w:line="360" w:lineRule="auto"/>
             </w:pPr>
             <w:r/>
             <w:r>
@@ -1915,7 +1915,7 @@
           </w:tcPr>
           <w:p>
             <w:pPr>
-              <w:spacing w:after="0"/>
+              <w:spacing w:after="0" w:line="360" w:lineRule="auto"/>
             </w:pPr>
             <w:r/>
             <w:r>
@@ -1935,7 +1935,7 @@
           </w:tcPr>
           <w:p>
             <w:pPr>
-              <w:spacing w:after="0"/>
+              <w:spacing w:after="0" w:line="360" w:lineRule="auto"/>
             </w:pPr>
             <w:r/>
             <w:r>
@@ -1957,7 +1957,7 @@
           </w:tcPr>
           <w:p>
             <w:pPr>
-              <w:spacing w:after="0"/>
+              <w:spacing w:after="0" w:line="360" w:lineRule="auto"/>
             </w:pPr>
             <w:r/>
             <w:r>
@@ -1977,7 +1977,7 @@
           </w:tcPr>
           <w:p>
             <w:pPr>
-              <w:spacing w:after="0"/>
+              <w:spacing w:after="0" w:line="360" w:lineRule="auto"/>
             </w:pPr>
             <w:r/>
             <w:r>
@@ -1997,7 +1997,7 @@
           </w:tcPr>
           <w:p>
             <w:pPr>
-              <w:spacing w:after="0"/>
+              <w:spacing w:after="0" w:line="360" w:lineRule="auto"/>
             </w:pPr>
             <w:r/>
             <w:r>
@@ -2019,7 +2019,7 @@
           </w:tcPr>
           <w:p>
             <w:pPr>
-              <w:spacing w:after="0"/>
+              <w:spacing w:after="0" w:line="360" w:lineRule="auto"/>
             </w:pPr>
             <w:r/>
             <w:r>
@@ -2039,7 +2039,7 @@
           </w:tcPr>
           <w:p>
             <w:pPr>
-              <w:spacing w:after="0"/>
+              <w:spacing w:after="0" w:line="360" w:lineRule="auto"/>
             </w:pPr>
             <w:r/>
             <w:r>
@@ -2059,7 +2059,7 @@
           </w:tcPr>
           <w:p>
             <w:pPr>
-              <w:spacing w:after="0"/>
+              <w:spacing w:after="0" w:line="360" w:lineRule="auto"/>
             </w:pPr>
             <w:r/>
             <w:r>
@@ -2081,7 +2081,7 @@
           </w:tcPr>
           <w:p>
             <w:pPr>
-              <w:spacing w:after="0"/>
+              <w:spacing w:after="0" w:line="360" w:lineRule="auto"/>
             </w:pPr>
             <w:r/>
             <w:r>
@@ -2101,7 +2101,7 @@
           </w:tcPr>
           <w:p>
             <w:pPr>
-              <w:spacing w:after="0"/>
+              <w:spacing w:after="0" w:line="360" w:lineRule="auto"/>
             </w:pPr>
             <w:r/>
             <w:r>
@@ -2121,7 +2121,7 @@
           </w:tcPr>
           <w:p>
             <w:pPr>
-              <w:spacing w:after="0"/>
+              <w:spacing w:after="0" w:line="360" w:lineRule="auto"/>
             </w:pPr>
             <w:r/>
             <w:r>
@@ -2190,7 +2190,7 @@
           </w:tcPr>
           <w:p>
             <w:pPr>
-              <w:spacing w:after="0"/>
+              <w:spacing w:after="0" w:line="360" w:lineRule="auto"/>
             </w:pPr>
             <w:r/>
             <w:r>
@@ -2211,7 +2211,7 @@
           </w:tcPr>
           <w:p>
             <w:pPr>
-              <w:spacing w:after="0"/>
+              <w:spacing w:after="0" w:line="360" w:lineRule="auto"/>
             </w:pPr>
             <w:r/>
             <w:r>
@@ -2232,7 +2232,7 @@
           </w:tcPr>
           <w:p>
             <w:pPr>
-              <w:spacing w:after="0"/>
+              <w:spacing w:after="0" w:line="360" w:lineRule="auto"/>
             </w:pPr>
             <w:r/>
             <w:r>
@@ -2255,7 +2255,7 @@
           </w:tcPr>
           <w:p>
             <w:pPr>
-              <w:spacing w:after="0"/>
+              <w:spacing w:after="0" w:line="360" w:lineRule="auto"/>
             </w:pPr>
             <w:r/>
             <w:r>
@@ -2275,7 +2275,7 @@
           </w:tcPr>
           <w:p>
             <w:pPr>
-              <w:spacing w:after="0"/>
+              <w:spacing w:after="0" w:line="360" w:lineRule="auto"/>
             </w:pPr>
             <w:r/>
             <w:r>
@@ -2295,7 +2295,7 @@
           </w:tcPr>
           <w:p>
             <w:pPr>
-              <w:spacing w:after="0"/>
+              <w:spacing w:after="0" w:line="360" w:lineRule="auto"/>
             </w:pPr>
             <w:r/>
             <w:r>
@@ -2317,7 +2317,7 @@
           </w:tcPr>
           <w:p>
             <w:pPr>
-              <w:spacing w:after="0"/>
+              <w:spacing w:after="0" w:line="360" w:lineRule="auto"/>
             </w:pPr>
             <w:r/>
             <w:r>
@@ -2337,7 +2337,7 @@
           </w:tcPr>
           <w:p>
             <w:pPr>
-              <w:spacing w:after="0"/>
+              <w:spacing w:after="0" w:line="360" w:lineRule="auto"/>
             </w:pPr>
             <w:r/>
             <w:r>
@@ -2357,7 +2357,7 @@
           </w:tcPr>
           <w:p>
             <w:pPr>
-              <w:spacing w:after="0"/>
+              <w:spacing w:after="0" w:line="360" w:lineRule="auto"/>
             </w:pPr>
             <w:r/>
             <w:r>
@@ -2379,7 +2379,7 @@
           </w:tcPr>
           <w:p>
             <w:pPr>
-              <w:spacing w:after="0"/>
+              <w:spacing w:after="0" w:line="360" w:lineRule="auto"/>
             </w:pPr>
             <w:r/>
             <w:r>
@@ -2399,7 +2399,7 @@
           </w:tcPr>
           <w:p>
             <w:pPr>
-              <w:spacing w:after="0"/>
+              <w:spacing w:after="0" w:line="360" w:lineRule="auto"/>
             </w:pPr>
             <w:r/>
             <w:r>
@@ -2419,7 +2419,7 @@
           </w:tcPr>
           <w:p>
             <w:pPr>
-              <w:spacing w:after="0"/>
+              <w:spacing w:after="0" w:line="360" w:lineRule="auto"/>
             </w:pPr>
             <w:r/>
             <w:r>
@@ -2493,7 +2493,7 @@
           </w:tcPr>
           <w:p>
             <w:pPr>
-              <w:spacing w:after="0"/>
+              <w:spacing w:after="0" w:line="360" w:lineRule="auto"/>
             </w:pPr>
             <w:r/>
             <w:r>
@@ -2514,7 +2514,7 @@
           </w:tcPr>
           <w:p>
             <w:pPr>
-              <w:spacing w:after="0"/>
+              <w:spacing w:after="0" w:line="360" w:lineRule="auto"/>
             </w:pPr>
             <w:r/>
             <w:r>
@@ -2535,7 +2535,7 @@
           </w:tcPr>
           <w:p>
             <w:pPr>
-              <w:spacing w:after="0"/>
+              <w:spacing w:after="0" w:line="360" w:lineRule="auto"/>
             </w:pPr>
             <w:r/>
             <w:r>
@@ -2558,7 +2558,7 @@
           </w:tcPr>
           <w:p>
             <w:pPr>
-              <w:spacing w:after="0"/>
+              <w:spacing w:after="0" w:line="360" w:lineRule="auto"/>
             </w:pPr>
             <w:r/>
             <w:r>
@@ -2578,7 +2578,7 @@
           </w:tcPr>
           <w:p>
             <w:pPr>
-              <w:spacing w:after="0"/>
+              <w:spacing w:after="0" w:line="360" w:lineRule="auto"/>
             </w:pPr>
             <w:r/>
             <w:r>
@@ -2598,7 +2598,7 @@
           </w:tcPr>
           <w:p>
             <w:pPr>
-              <w:spacing w:after="0"/>
+              <w:spacing w:after="0" w:line="360" w:lineRule="auto"/>
             </w:pPr>
             <w:r/>
             <w:r>
@@ -2620,7 +2620,7 @@
           </w:tcPr>
           <w:p>
             <w:pPr>
-              <w:spacing w:after="0"/>
+              <w:spacing w:after="0" w:line="360" w:lineRule="auto"/>
             </w:pPr>
             <w:r/>
             <w:r>
@@ -2640,7 +2640,7 @@
           </w:tcPr>
           <w:p>
             <w:pPr>
-              <w:spacing w:after="0"/>
+              <w:spacing w:after="0" w:line="360" w:lineRule="auto"/>
             </w:pPr>
             <w:r/>
             <w:r>
@@ -2660,7 +2660,7 @@
           </w:tcPr>
           <w:p>
             <w:pPr>
-              <w:spacing w:after="0"/>
+              <w:spacing w:after="0" w:line="360" w:lineRule="auto"/>
             </w:pPr>
             <w:r/>
             <w:r>
@@ -2682,7 +2682,7 @@
           </w:tcPr>
           <w:p>
             <w:pPr>
-              <w:spacing w:after="0"/>
+              <w:spacing w:after="0" w:line="360" w:lineRule="auto"/>
             </w:pPr>
             <w:r/>
             <w:r>
@@ -2702,7 +2702,7 @@
           </w:tcPr>
           <w:p>
             <w:pPr>
-              <w:spacing w:after="0"/>
+              <w:spacing w:after="0" w:line="360" w:lineRule="auto"/>
             </w:pPr>
             <w:r/>
             <w:r>
@@ -2722,7 +2722,7 @@
           </w:tcPr>
           <w:p>
             <w:pPr>
-              <w:spacing w:after="0"/>
+              <w:spacing w:after="0" w:line="360" w:lineRule="auto"/>
             </w:pPr>
             <w:r/>
             <w:r>
@@ -2744,7 +2744,7 @@
           </w:tcPr>
           <w:p>
             <w:pPr>
-              <w:spacing w:after="0"/>
+              <w:spacing w:after="0" w:line="360" w:lineRule="auto"/>
             </w:pPr>
             <w:r/>
             <w:r>
@@ -2764,7 +2764,7 @@
           </w:tcPr>
           <w:p>
             <w:pPr>
-              <w:spacing w:after="0"/>
+              <w:spacing w:after="0" w:line="360" w:lineRule="auto"/>
             </w:pPr>
             <w:r/>
             <w:r>
@@ -2784,7 +2784,7 @@
           </w:tcPr>
           <w:p>
             <w:pPr>
-              <w:spacing w:after="0"/>
+              <w:spacing w:after="0" w:line="360" w:lineRule="auto"/>
             </w:pPr>
             <w:r/>
             <w:r>
@@ -2806,7 +2806,7 @@
           </w:tcPr>
           <w:p>
             <w:pPr>
-              <w:spacing w:after="0"/>
+              <w:spacing w:after="0" w:line="360" w:lineRule="auto"/>
             </w:pPr>
             <w:r/>
             <w:r>
@@ -2826,7 +2826,7 @@
           </w:tcPr>
           <w:p>
             <w:pPr>
-              <w:spacing w:after="0"/>
+              <w:spacing w:after="0" w:line="360" w:lineRule="auto"/>
             </w:pPr>
             <w:r/>
             <w:r>
@@ -2846,7 +2846,7 @@
           </w:tcPr>
           <w:p>
             <w:pPr>
-              <w:spacing w:after="0"/>
+              <w:spacing w:after="0" w:line="360" w:lineRule="auto"/>
             </w:pPr>
             <w:r/>
             <w:r>
@@ -2868,7 +2868,7 @@
           </w:tcPr>
           <w:p>
             <w:pPr>
-              <w:spacing w:after="0"/>
+              <w:spacing w:after="0" w:line="360" w:lineRule="auto"/>
             </w:pPr>
             <w:r/>
             <w:r>
@@ -2888,7 +2888,7 @@
           </w:tcPr>
           <w:p>
             <w:pPr>
-              <w:spacing w:after="0"/>
+              <w:spacing w:after="0" w:line="360" w:lineRule="auto"/>
             </w:pPr>
             <w:r/>
             <w:r>
@@ -2908,7 +2908,7 @@
           </w:tcPr>
           <w:p>
             <w:pPr>
-              <w:spacing w:after="0"/>
+              <w:spacing w:after="0" w:line="360" w:lineRule="auto"/>
             </w:pPr>
             <w:r/>
             <w:r>
@@ -2930,7 +2930,7 @@
           </w:tcPr>
           <w:p>
             <w:pPr>
-              <w:spacing w:after="0"/>
+              <w:spacing w:after="0" w:line="360" w:lineRule="auto"/>
             </w:pPr>
             <w:r/>
             <w:r>
@@ -2950,7 +2950,7 @@
           </w:tcPr>
           <w:p>
             <w:pPr>
-              <w:spacing w:after="0"/>
+              <w:spacing w:after="0" w:line="360" w:lineRule="auto"/>
             </w:pPr>
             <w:r/>
             <w:r>
@@ -2970,7 +2970,7 @@
           </w:tcPr>
           <w:p>
             <w:pPr>
-              <w:spacing w:after="0"/>
+              <w:spacing w:after="0" w:line="360" w:lineRule="auto"/>
             </w:pPr>
             <w:r/>
             <w:r>
@@ -2992,7 +2992,7 @@
           </w:tcPr>
           <w:p>
             <w:pPr>
-              <w:spacing w:after="0"/>
+              <w:spacing w:after="0" w:line="360" w:lineRule="auto"/>
             </w:pPr>
             <w:r/>
             <w:r>
@@ -3012,7 +3012,7 @@
           </w:tcPr>
           <w:p>
             <w:pPr>
-              <w:spacing w:after="0"/>
+              <w:spacing w:after="0" w:line="360" w:lineRule="auto"/>
             </w:pPr>
             <w:r/>
             <w:r>
@@ -3032,7 +3032,7 @@
           </w:tcPr>
           <w:p>
             <w:pPr>
-              <w:spacing w:after="0"/>
+              <w:spacing w:after="0" w:line="360" w:lineRule="auto"/>
             </w:pPr>
             <w:r/>
             <w:r>
@@ -3054,7 +3054,7 @@
           </w:tcPr>
           <w:p>
             <w:pPr>
-              <w:spacing w:after="0"/>
+              <w:spacing w:after="0" w:line="360" w:lineRule="auto"/>
             </w:pPr>
             <w:r/>
             <w:r>
@@ -3074,7 +3074,7 @@
           </w:tcPr>
           <w:p>
             <w:pPr>
-              <w:spacing w:after="0"/>
+              <w:spacing w:after="0" w:line="360" w:lineRule="auto"/>
             </w:pPr>
             <w:r/>
             <w:r>
@@ -3094,7 +3094,7 @@
           </w:tcPr>
           <w:p>
             <w:pPr>
-              <w:spacing w:after="0"/>
+              <w:spacing w:after="0" w:line="360" w:lineRule="auto"/>
             </w:pPr>
             <w:r/>
             <w:r>
@@ -3116,7 +3116,7 @@
           </w:tcPr>
           <w:p>
             <w:pPr>
-              <w:spacing w:after="0"/>
+              <w:spacing w:after="0" w:line="360" w:lineRule="auto"/>
             </w:pPr>
             <w:r/>
             <w:r>
@@ -3136,7 +3136,7 @@
           </w:tcPr>
           <w:p>
             <w:pPr>
-              <w:spacing w:after="0"/>
+              <w:spacing w:after="0" w:line="360" w:lineRule="auto"/>
             </w:pPr>
             <w:r/>
             <w:r>
@@ -3156,7 +3156,7 @@
           </w:tcPr>
           <w:p>
             <w:pPr>
-              <w:spacing w:after="0"/>
+              <w:spacing w:after="0" w:line="360" w:lineRule="auto"/>
             </w:pPr>
             <w:r/>
             <w:r>
@@ -3654,7 +3654,7 @@
           </w:tcPr>
           <w:p>
             <w:pPr>
-              <w:spacing w:after="0"/>
+              <w:spacing w:after="0" w:line="360" w:lineRule="auto"/>
             </w:pPr>
             <w:r/>
             <w:r>
@@ -3675,7 +3675,7 @@
           </w:tcPr>
           <w:p>
             <w:pPr>
-              <w:spacing w:after="0"/>
+              <w:spacing w:after="0" w:line="360" w:lineRule="auto"/>
             </w:pPr>
             <w:r/>
             <w:r>
@@ -3696,7 +3696,7 @@
           </w:tcPr>
           <w:p>
             <w:pPr>
-              <w:spacing w:after="0"/>
+              <w:spacing w:after="0" w:line="360" w:lineRule="auto"/>
             </w:pPr>
             <w:r/>
             <w:r>
@@ -3719,7 +3719,7 @@
           </w:tcPr>
           <w:p>
             <w:pPr>
-              <w:spacing w:after="0"/>
+              <w:spacing w:after="0" w:line="360" w:lineRule="auto"/>
             </w:pPr>
             <w:r/>
             <w:r>
@@ -3739,7 +3739,7 @@
           </w:tcPr>
           <w:p>
             <w:pPr>
-              <w:spacing w:after="0"/>
+              <w:spacing w:after="0" w:line="360" w:lineRule="auto"/>
             </w:pPr>
             <w:r/>
             <w:r>
@@ -3759,7 +3759,7 @@
           </w:tcPr>
           <w:p>
             <w:pPr>
-              <w:spacing w:after="0"/>
+              <w:spacing w:after="0" w:line="360" w:lineRule="auto"/>
             </w:pPr>
             <w:r/>
             <w:r>
@@ -3781,7 +3781,7 @@
           </w:tcPr>
           <w:p>
             <w:pPr>
-              <w:spacing w:after="0"/>
+              <w:spacing w:after="0" w:line="360" w:lineRule="auto"/>
             </w:pPr>
             <w:r/>
             <w:r>
@@ -3801,7 +3801,7 @@
           </w:tcPr>
           <w:p>
             <w:pPr>
-              <w:spacing w:after="0"/>
+              <w:spacing w:after="0" w:line="360" w:lineRule="auto"/>
             </w:pPr>
             <w:r/>
             <w:r>
@@ -3821,7 +3821,7 @@
           </w:tcPr>
           <w:p>
             <w:pPr>
-              <w:spacing w:after="0"/>
+              <w:spacing w:after="0" w:line="360" w:lineRule="auto"/>
             </w:pPr>
             <w:r/>
             <w:r>
@@ -3843,7 +3843,7 @@
           </w:tcPr>
           <w:p>
             <w:pPr>
-              <w:spacing w:after="0"/>
+              <w:spacing w:after="0" w:line="360" w:lineRule="auto"/>
             </w:pPr>
             <w:r/>
             <w:r>
@@ -3863,7 +3863,7 @@
           </w:tcPr>
           <w:p>
             <w:pPr>
-              <w:spacing w:after="0"/>
+              <w:spacing w:after="0" w:line="360" w:lineRule="auto"/>
             </w:pPr>
             <w:r/>
             <w:r>
@@ -3883,7 +3883,7 @@
           </w:tcPr>
           <w:p>
             <w:pPr>
-              <w:spacing w:after="0"/>
+              <w:spacing w:after="0" w:line="360" w:lineRule="auto"/>
             </w:pPr>
             <w:r/>
             <w:r>
@@ -3905,7 +3905,7 @@
           </w:tcPr>
           <w:p>
             <w:pPr>
-              <w:spacing w:after="0"/>
+              <w:spacing w:after="0" w:line="360" w:lineRule="auto"/>
             </w:pPr>
             <w:r/>
             <w:r>
@@ -3925,7 +3925,7 @@
           </w:tcPr>
           <w:p>
             <w:pPr>
-              <w:spacing w:after="0"/>
+              <w:spacing w:after="0" w:line="360" w:lineRule="auto"/>
             </w:pPr>
             <w:r/>
             <w:r>
@@ -3945,7 +3945,7 @@
           </w:tcPr>
           <w:p>
             <w:pPr>
-              <w:spacing w:after="0"/>
+              <w:spacing w:after="0" w:line="360" w:lineRule="auto"/>
             </w:pPr>
             <w:r/>
             <w:r>
@@ -3967,7 +3967,7 @@
           </w:tcPr>
           <w:p>
             <w:pPr>
-              <w:spacing w:after="0"/>
+              <w:spacing w:after="0" w:line="360" w:lineRule="auto"/>
             </w:pPr>
             <w:r/>
             <w:r>
@@ -3987,7 +3987,7 @@
           </w:tcPr>
           <w:p>
             <w:pPr>
-              <w:spacing w:after="0"/>
+              <w:spacing w:after="0" w:line="360" w:lineRule="auto"/>
             </w:pPr>
             <w:r/>
             <w:r>
@@ -4007,7 +4007,7 @@
           </w:tcPr>
           <w:p>
             <w:pPr>
-              <w:spacing w:after="0"/>
+              <w:spacing w:after="0" w:line="360" w:lineRule="auto"/>
             </w:pPr>
             <w:r/>
             <w:r>
@@ -4064,7 +4064,7 @@
           </w:tcPr>
           <w:p>
             <w:pPr>
-              <w:spacing w:after="0"/>
+              <w:spacing w:after="0" w:line="360" w:lineRule="auto"/>
             </w:pPr>
             <w:r/>
             <w:r>
@@ -4085,7 +4085,7 @@
           </w:tcPr>
           <w:p>
             <w:pPr>
-              <w:spacing w:after="0"/>
+              <w:spacing w:after="0" w:line="360" w:lineRule="auto"/>
             </w:pPr>
             <w:r/>
             <w:r>
@@ -4106,7 +4106,7 @@
           </w:tcPr>
           <w:p>
             <w:pPr>
-              <w:spacing w:after="0"/>
+              <w:spacing w:after="0" w:line="360" w:lineRule="auto"/>
             </w:pPr>
             <w:r/>
             <w:r>
@@ -4129,7 +4129,7 @@
           </w:tcPr>
           <w:p>
             <w:pPr>
-              <w:spacing w:after="0"/>
+              <w:spacing w:after="0" w:line="360" w:lineRule="auto"/>
             </w:pPr>
             <w:r/>
             <w:r>
@@ -4149,7 +4149,7 @@
           </w:tcPr>
           <w:p>
             <w:pPr>
-              <w:spacing w:after="0"/>
+              <w:spacing w:after="0" w:line="360" w:lineRule="auto"/>
             </w:pPr>
             <w:r/>
             <w:r>
@@ -4169,7 +4169,7 @@
           </w:tcPr>
           <w:p>
             <w:pPr>
-              <w:spacing w:after="0"/>
+              <w:spacing w:after="0" w:line="360" w:lineRule="auto"/>
             </w:pPr>
             <w:r/>
             <w:r>
@@ -4191,7 +4191,7 @@
           </w:tcPr>
           <w:p>
             <w:pPr>
-              <w:spacing w:after="0"/>
+              <w:spacing w:after="0" w:line="360" w:lineRule="auto"/>
             </w:pPr>
             <w:r/>
             <w:r>
@@ -4211,7 +4211,7 @@
           </w:tcPr>
           <w:p>
             <w:pPr>
-              <w:spacing w:after="0"/>
+              <w:spacing w:after="0" w:line="360" w:lineRule="auto"/>
             </w:pPr>
             <w:r/>
             <w:r>
@@ -4231,7 +4231,7 @@
           </w:tcPr>
           <w:p>
             <w:pPr>
-              <w:spacing w:after="0"/>
+              <w:spacing w:after="0" w:line="360" w:lineRule="auto"/>
             </w:pPr>
             <w:r/>
             <w:r>
@@ -4253,7 +4253,7 @@
           </w:tcPr>
           <w:p>
             <w:pPr>
-              <w:spacing w:after="0"/>
+              <w:spacing w:after="0" w:line="360" w:lineRule="auto"/>
             </w:pPr>
             <w:r/>
             <w:r>
@@ -4273,7 +4273,7 @@
           </w:tcPr>
           <w:p>
             <w:pPr>
-              <w:spacing w:after="0"/>
+              <w:spacing w:after="0" w:line="360" w:lineRule="auto"/>
             </w:pPr>
             <w:r/>
             <w:r>
@@ -4293,7 +4293,7 @@
           </w:tcPr>
           <w:p>
             <w:pPr>
-              <w:spacing w:after="0"/>
+              <w:spacing w:after="0" w:line="360" w:lineRule="auto"/>
             </w:pPr>
             <w:r/>
             <w:r>
@@ -4315,7 +4315,7 @@
           </w:tcPr>
           <w:p>
             <w:pPr>
-              <w:spacing w:after="0"/>
+              <w:spacing w:after="0" w:line="360" w:lineRule="auto"/>
             </w:pPr>
             <w:r/>
             <w:r>
@@ -4335,7 +4335,7 @@
           </w:tcPr>
           <w:p>
             <w:pPr>
-              <w:spacing w:after="0"/>
+              <w:spacing w:after="0" w:line="360" w:lineRule="auto"/>
             </w:pPr>
             <w:r/>
             <w:r>
@@ -4355,7 +4355,7 @@
           </w:tcPr>
           <w:p>
             <w:pPr>
-              <w:spacing w:after="0"/>
+              <w:spacing w:after="0" w:line="360" w:lineRule="auto"/>
             </w:pPr>
             <w:r/>
             <w:r>
@@ -4377,7 +4377,7 @@
           </w:tcPr>
           <w:p>
             <w:pPr>
-              <w:spacing w:after="0"/>
+              <w:spacing w:after="0" w:line="360" w:lineRule="auto"/>
             </w:pPr>
             <w:r/>
             <w:r>
@@ -4397,7 +4397,7 @@
           </w:tcPr>
           <w:p>
             <w:pPr>
-              <w:spacing w:after="0"/>
+              <w:spacing w:after="0" w:line="360" w:lineRule="auto"/>
             </w:pPr>
             <w:r/>
             <w:r>
@@ -4417,7 +4417,7 @@
           </w:tcPr>
           <w:p>
             <w:pPr>
-              <w:spacing w:after="0"/>
+              <w:spacing w:after="0" w:line="360" w:lineRule="auto"/>
             </w:pPr>
             <w:r/>
             <w:r>
@@ -4439,7 +4439,7 @@
           </w:tcPr>
           <w:p>
             <w:pPr>
-              <w:spacing w:after="0"/>
+              <w:spacing w:after="0" w:line="360" w:lineRule="auto"/>
             </w:pPr>
             <w:r/>
             <w:r>
@@ -4459,7 +4459,7 @@
           </w:tcPr>
           <w:p>
             <w:pPr>
-              <w:spacing w:after="0"/>
+              <w:spacing w:after="0" w:line="360" w:lineRule="auto"/>
             </w:pPr>
             <w:r/>
             <w:r>
@@ -4479,7 +4479,7 @@
           </w:tcPr>
           <w:p>
             <w:pPr>
-              <w:spacing w:after="0"/>
+              <w:spacing w:after="0" w:line="360" w:lineRule="auto"/>
             </w:pPr>
             <w:r/>
             <w:r>
@@ -4501,7 +4501,7 @@
           </w:tcPr>
           <w:p>
             <w:pPr>
-              <w:spacing w:after="0"/>
+              <w:spacing w:after="0" w:line="360" w:lineRule="auto"/>
             </w:pPr>
             <w:r/>
             <w:r>
@@ -4521,7 +4521,7 @@
           </w:tcPr>
           <w:p>
             <w:pPr>
-              <w:spacing w:after="0"/>
+              <w:spacing w:after="0" w:line="360" w:lineRule="auto"/>
             </w:pPr>
             <w:r/>
             <w:r>
@@ -4541,7 +4541,7 @@
           </w:tcPr>
           <w:p>
             <w:pPr>
-              <w:spacing w:after="0"/>
+              <w:spacing w:after="0" w:line="360" w:lineRule="auto"/>
             </w:pPr>
             <w:r/>
             <w:r>
@@ -4563,7 +4563,7 @@
           </w:tcPr>
           <w:p>
             <w:pPr>
-              <w:spacing w:after="0"/>
+              <w:spacing w:after="0" w:line="360" w:lineRule="auto"/>
             </w:pPr>
             <w:r/>
             <w:r>
@@ -4583,7 +4583,7 @@
           </w:tcPr>
           <w:p>
             <w:pPr>
-              <w:spacing w:after="0"/>
+              <w:spacing w:after="0" w:line="360" w:lineRule="auto"/>
             </w:pPr>
             <w:r/>
             <w:r>
@@ -4603,7 +4603,7 @@
           </w:tcPr>
           <w:p>
             <w:pPr>
-              <w:spacing w:after="0"/>
+              <w:spacing w:after="0" w:line="360" w:lineRule="auto"/>
             </w:pPr>
             <w:r/>
             <w:r>
@@ -5078,7 +5078,7 @@
     <w:qFormat/>
     <w:rsid w:val="00FC693F"/>
     <w:pPr>
-      <w:spacing w:line="348" w:lineRule="auto" w:after="120"/>
+      <w:spacing w:line="360" w:lineRule="auto" w:after="120"/>
     </w:pPr>
     <w:rPr>
       <w:rFonts w:ascii="宋体" w:hAnsi="宋体" w:eastAsia="宋体"/>
@@ -5144,7 +5144,7 @@
         <w:ilvl w:val="0"/>
         <w:numId w:val="90"/>
       </w:numPr>
-      <w:spacing w:before="480" w:after="0"/>
+      <w:spacing w:before="480" w:after="0" w:line="360" w:lineRule="auto"/>
       <w:outlineLvl w:val="0"/>
     </w:pPr>
     <w:rPr>
@@ -5172,7 +5172,7 @@
         <w:ilvl w:val="1"/>
         <w:numId w:val="90"/>
       </w:numPr>
-      <w:spacing w:before="200" w:after="0"/>
+      <w:spacing w:before="200" w:after="0" w:line="360" w:lineRule="auto"/>
       <w:outlineLvl w:val="1"/>
     </w:pPr>
     <w:rPr>
@@ -5200,7 +5200,7 @@
         <w:ilvl w:val="2"/>
         <w:numId w:val="90"/>
       </w:numPr>
-      <w:spacing w:before="200" w:after="0"/>
+      <w:spacing w:before="200" w:after="0" w:line="360" w:lineRule="auto"/>
       <w:outlineLvl w:val="2"/>
     </w:pPr>
     <w:rPr>
@@ -5442,7 +5442,7 @@
       <w:pBdr>
         <w:bottom w:val="single" w:sz="8" w:space="4" w:color="4F81BD" w:themeColor="accent1"/>
       </w:pBdr>
-      <w:spacing w:after="300" w:line="240" w:lineRule="auto"/>
+      <w:spacing w:after="300" w:line="360" w:lineRule="auto"/>
       <w:contextualSpacing/>
     </w:pPr>
     <w:rPr>
